--- a/templates/W3-02-06C.docx
+++ b/templates/W3-02-06C.docx
@@ -109,7 +109,7 @@
                 <w:sz w:val="28"/>
                 <w:szCs w:val="28"/>
               </w:rPr>
-              <w:t>■初檢□複檢</w:t>
+              <w:t>{{FIRSTCK}}初檢{{RECK}}複檢</w:t>
             </w:r>
           </w:p>
         </w:tc>
@@ -368,7 +368,7 @@
               <w:rPr>
                 <w:rFonts w:ascii="標楷體" w:eastAsia="標楷體" w:hint="eastAsia"/>
               </w:rPr>
-              <w:t xml:space="preserve">{{LOADCAP}}    公斤</w:t>
+              <w:t xml:space="preserve">{{LOADCAP}}公斤</w:t>
             </w:r>
           </w:p>
         </w:tc>

--- a/templates/W3-02-06C.docx
+++ b/templates/W3-02-06C.docx
@@ -64,7 +64,7 @@
                 <w:sz w:val="28"/>
                 <w:szCs w:val="28"/>
               </w:rPr>
-              <w:t xml:space="preserve">({{ORG}})吊籠使用檢查結果及會談紀錄</w:t>
+              <w:t xml:space="preserve">{{ORG}}吊籠使用檢查結果及會談紀錄</w:t>
             </w:r>
           </w:p>
         </w:tc>
